--- a/KHAO_SAT_HUONG_DAN_FORMS.docx
+++ b/KHAO_SAT_HUONG_DAN_FORMS.docx
@@ -253,7 +253,7 @@
           <w:sz w:val="22"/>
           <w:szCs w:val="22"/>
         </w:rPr>
-        <w:t xml:space="preserve">Forms dựng ra biểu mẫu nháp. Đặt tên biểu mẫu là: KHẢO SÁT: Quy trình &amp; Mức độ hài lòng với việc phân bổ CLB</w:t>
+        <w:t xml:space="preserve">Forms dựng ra biểu mẫu nháp. Đặt tên biểu mẫu là: KHẢO SÁT: Quy trình &amp; Mức độ hài lòng với việc sắp xếp CLB</w:t>
       </w:r>
     </w:p>
     <w:p>
@@ -1775,7 +1775,7 @@
           <w:sz w:val="22"/>
           <w:szCs w:val="22"/>
         </w:rPr>
-        <w:t xml:space="preserve">Cùng một quy tắc đang áp cho app.db và các tệp kết quả phân bổ.</w:t>
+        <w:t xml:space="preserve">Cùng một quy tắc đang áp cho app.db và các tệp kết quả sắp xếp.</w:t>
       </w:r>
     </w:p>
     <w:p>
